--- a/assets/Canevas projet tutoré .docx
+++ b/assets/Canevas projet tutoré .docx
@@ -1,6 +1,6 @@
 
 <file path=word/document.xml><?xml version="1.0" encoding="utf-8"?>
-<w:document xmlns:wpc="http://schemas.microsoft.com/office/word/2010/wordprocessingCanvas" xmlns:cx="http://schemas.microsoft.com/office/drawing/2014/chartex" xmlns:cx1="http://schemas.microsoft.com/office/drawing/2015/9/8/chartex" xmlns:cx2="http://schemas.microsoft.com/office/drawing/2015/10/21/chartex" xmlns:cx3="http://schemas.microsoft.com/office/drawing/2016/5/9/chartex" xmlns:cx4="http://schemas.microsoft.com/office/drawing/2016/5/10/chartex" xmlns:cx5="http://schemas.microsoft.com/office/drawing/2016/5/11/chartex" xmlns:cx6="http://schemas.microsoft.com/office/drawing/2016/5/12/chartex" xmlns:cx7="http://schemas.microsoft.com/office/drawing/2016/5/13/chartex" xmlns:cx8="http://schemas.microsoft.com/office/drawing/2016/5/14/chartex" xmlns:mc="http://schemas.openxmlformats.org/markup-compatibility/2006" xmlns:aink="http://schemas.microsoft.com/office/drawing/2016/ink" xmlns:am3d="http://schemas.microsoft.com/office/drawing/2017/model3d" xmlns:o="urn:schemas-microsoft-com:office:office" xmlns:oel="http://schemas.microsoft.com/office/2019/extlst" xmlns:r="http://schemas.openxmlformats.org/officeDocument/2006/relationships" xmlns:m="http://schemas.openxmlformats.org/officeDocument/2006/math" xmlns:v="urn:schemas-microsoft-com:vml" xmlns:wp14="http://schemas.microsoft.com/office/word/2010/wordprocessingDrawing" xmlns:wp="http://schemas.openxmlformats.org/drawingml/2006/wordprocessingDrawing" xmlns:w10="urn:schemas-microsoft-com:office:word" xmlns:w="http://schemas.openxmlformats.org/wordprocessingml/2006/main" xmlns:w14="http://schemas.microsoft.com/office/word/2010/wordml" xmlns:w15="http://schemas.microsoft.com/office/word/2012/wordml" xmlns:w16cei="http://schemas.microsoft.com/office/word/2026/wordml/cei" xmlns:w16cex="http://schemas.microsoft.com/office/word/2018/wordml/cex" xmlns:w16cid="http://schemas.microsoft.com/office/word/2016/wordml/cid" xmlns:w16="http://schemas.microsoft.com/office/word/2018/wordml" xmlns:w16du="http://schemas.microsoft.com/office/word/2023/wordml/word16du" xmlns:w16sdtdh="http://schemas.microsoft.com/office/word/2020/wordml/sdtdatahash" xmlns:w16sdtfl="http://schemas.microsoft.com/office/word/2024/wordml/sdtformatlock" xmlns:w16se="http://schemas.microsoft.com/office/word/2015/wordml/symex" xmlns:wpg="http://schemas.microsoft.com/office/word/2010/wordprocessingGroup" xmlns:wpi="http://schemas.microsoft.com/office/word/2010/wordprocessingInk" xmlns:wne="http://schemas.microsoft.com/office/word/2006/wordml" xmlns:wps="http://schemas.microsoft.com/office/word/2010/wordprocessingShape" mc:Ignorable="w14 w15 w16se w16cid w16 w16cex w16sdtdh w16sdtfl w16du wp14">
+<w:document xmlns:wpc="http://schemas.microsoft.com/office/word/2010/wordprocessingCanvas" xmlns:cx="http://schemas.microsoft.com/office/drawing/2014/chartex" xmlns:cx1="http://schemas.microsoft.com/office/drawing/2015/9/8/chartex" xmlns:cx2="http://schemas.microsoft.com/office/drawing/2015/10/21/chartex" xmlns:cx3="http://schemas.microsoft.com/office/drawing/2016/5/9/chartex" xmlns:cx4="http://schemas.microsoft.com/office/drawing/2016/5/10/chartex" xmlns:cx5="http://schemas.microsoft.com/office/drawing/2016/5/11/chartex" xmlns:cx6="http://schemas.microsoft.com/office/drawing/2016/5/12/chartex" xmlns:cx7="http://schemas.microsoft.com/office/drawing/2016/5/13/chartex" xmlns:cx8="http://schemas.microsoft.com/office/drawing/2016/5/14/chartex" xmlns:mc="http://schemas.openxmlformats.org/markup-compatibility/2006" xmlns:aink="http://schemas.microsoft.com/office/drawing/2016/ink" xmlns:am3d="http://schemas.microsoft.com/office/drawing/2017/model3d" xmlns:o="urn:schemas-microsoft-com:office:office" xmlns:oel="http://schemas.microsoft.com/office/2019/extlst" xmlns:r="http://schemas.openxmlformats.org/officeDocument/2006/relationships" xmlns:m="http://schemas.openxmlformats.org/officeDocument/2006/math" xmlns:v="urn:schemas-microsoft-com:vml" xmlns:wp14="http://schemas.microsoft.com/office/word/2010/wordprocessingDrawing" xmlns:wp="http://schemas.openxmlformats.org/drawingml/2006/wordprocessingDrawing" xmlns:w10="urn:schemas-microsoft-com:office:word" xmlns:w="http://schemas.openxmlformats.org/wordprocessingml/2006/main" xmlns:w14="http://schemas.microsoft.com/office/word/2010/wordml" xmlns:w15="http://schemas.microsoft.com/office/word/2012/wordml" xmlns:w16cex="http://schemas.microsoft.com/office/word/2018/wordml/cex" xmlns:w16cid="http://schemas.microsoft.com/office/word/2016/wordml/cid" xmlns:w16="http://schemas.microsoft.com/office/word/2018/wordml" xmlns:w16sdtdh="http://schemas.microsoft.com/office/word/2020/wordml/sdtdatahash" xmlns:w16se="http://schemas.microsoft.com/office/word/2015/wordml/symex" xmlns:wpg="http://schemas.microsoft.com/office/word/2010/wordprocessingGroup" xmlns:wpi="http://schemas.microsoft.com/office/word/2010/wordprocessingInk" xmlns:wne="http://schemas.microsoft.com/office/word/2006/wordml" xmlns:wps="http://schemas.microsoft.com/office/word/2010/wordprocessingShape" mc:Ignorable="w14 w15 w16se w16cid w16 w16cex w16sdtdh wp14">
   <w:body>
     <w:p>
       <w:pPr>
@@ -2933,7 +2933,7 @@
         </w:rPr>
         <w:lastRenderedPageBreak/>
         <w:drawing>
-          <wp:inline distT="0" distB="0" distL="0" distR="0" wp14:anchorId="6062EC25" wp14:editId="779C7406">
+          <wp:inline distT="0" distB="0" distL="0" distR="0" wp14:anchorId="6062EC25" wp14:editId="59A52663">
             <wp:extent cx="5972810" cy="4685030"/>
             <wp:effectExtent l="0" t="0" r="8890" b="1270"/>
             <wp:docPr id="695053658" name="Image 1"/>
@@ -3005,7 +3005,7 @@
         </w:rPr>
         <w:lastRenderedPageBreak/>
         <w:drawing>
-          <wp:inline distT="0" distB="0" distL="0" distR="0" wp14:anchorId="33CF36D6" wp14:editId="4AAD5B82">
+          <wp:inline distT="0" distB="0" distL="0" distR="0" wp14:anchorId="33CF36D6" wp14:editId="44ED2B5B">
             <wp:extent cx="5972810" cy="3125470"/>
             <wp:effectExtent l="0" t="0" r="8890" b="0"/>
             <wp:docPr id="1001592490" name="Image 2"/>
@@ -3150,7 +3150,7 @@
         </w:rPr>
         <w:lastRenderedPageBreak/>
         <w:drawing>
-          <wp:inline distT="0" distB="0" distL="0" distR="0" wp14:anchorId="30E42CF3" wp14:editId="4798C43E">
+          <wp:inline distT="0" distB="0" distL="0" distR="0" wp14:anchorId="30E42CF3" wp14:editId="5EDC4FC5">
             <wp:extent cx="5972810" cy="5651500"/>
             <wp:effectExtent l="0" t="0" r="8890" b="6350"/>
             <wp:docPr id="1306930345" name="Image 1"/>
@@ -3361,32 +3361,66 @@
       </w:r>
     </w:p>
     <w:p>
-      <w:pPr>
+      <w:r>
         <w:rPr>
           <w:lang w:val="en-US"/>
         </w:rPr>
-      </w:pPr>
-      <w:r>
+        <w:t xml:space="preserve"> </w:t>
+      </w:r>
+      <w:r>
+        <w:rPr>
+          <w:b/>
+          <w:bCs/>
+        </w:rPr>
+        <w:t>Backend :</w:t>
+      </w:r>
+      <w:r>
+        <w:t xml:space="preserve"> Spring Boot (Java) </w:t>
+      </w:r>
+    </w:p>
+    <w:p>
+      <w:r>
+        <w:rPr>
+          <w:b/>
+          <w:bCs/>
+        </w:rPr>
+        <w:t>Pattern architectural</w:t>
+      </w:r>
+      <w:r>
+        <w:t xml:space="preserve"> : MVC (Modèle-Vue-Contrôleur) </w:t>
+      </w:r>
+    </w:p>
+    <w:p>
+      <w:r>
+        <w:rPr>
+          <w:b/>
+          <w:bCs/>
+        </w:rPr>
+        <w:t>Base de données</w:t>
+      </w:r>
+      <w:r>
+        <w:t xml:space="preserve"> : PostgreSQL </w:t>
+      </w:r>
+    </w:p>
+    <w:p>
+      <w:pPr>
         <w:rPr>
           <w:lang w:val="en-US"/>
         </w:rPr>
-        <w:t xml:space="preserve"> </w:t>
-      </w:r>
-      <w:proofErr w:type="gramStart"/>
+      </w:pPr>
       <w:r>
         <w:rPr>
           <w:b/>
           <w:bCs/>
           <w:lang w:val="en-US"/>
         </w:rPr>
-        <w:t>Backend :</w:t>
-      </w:r>
-      <w:proofErr w:type="gramEnd"/>
+        <w:t>IDE / Outils</w:t>
+      </w:r>
       <w:r>
         <w:rPr>
           <w:lang w:val="en-US"/>
         </w:rPr>
-        <w:t xml:space="preserve"> Spring Boot (Java) </w:t>
+        <w:t xml:space="preserve">: Visual Studio Code, IntelliJ IDEA </w:t>
       </w:r>
     </w:p>
     <w:p>
@@ -3395,10 +3429,10 @@
           <w:b/>
           <w:bCs/>
         </w:rPr>
-        <w:t>Pattern architectural</w:t>
-      </w:r>
-      <w:r>
-        <w:t xml:space="preserve"> : MVC (Modèle-Vue-Contrôleur) </w:t>
+        <w:t>Gestion de version</w:t>
+      </w:r>
+      <w:r>
+        <w:t xml:space="preserve"> : Git &amp; GitHub</w:t>
       </w:r>
     </w:p>
     <w:p>
@@ -3407,51 +3441,6 @@
           <w:b/>
           <w:bCs/>
         </w:rPr>
-        <w:t>Base de données</w:t>
-      </w:r>
-      <w:r>
-        <w:t xml:space="preserve"> : PostgreSQL </w:t>
-      </w:r>
-    </w:p>
-    <w:p>
-      <w:pPr>
-        <w:rPr>
-          <w:lang w:val="en-US"/>
-        </w:rPr>
-      </w:pPr>
-      <w:r>
-        <w:rPr>
-          <w:b/>
-          <w:bCs/>
-          <w:lang w:val="en-US"/>
-        </w:rPr>
-        <w:t>IDE / Outils</w:t>
-      </w:r>
-      <w:r>
-        <w:rPr>
-          <w:lang w:val="en-US"/>
-        </w:rPr>
-        <w:t xml:space="preserve">: Visual Studio Code, IntelliJ IDEA </w:t>
-      </w:r>
-    </w:p>
-    <w:p>
-      <w:r>
-        <w:rPr>
-          <w:b/>
-          <w:bCs/>
-        </w:rPr>
-        <w:t>Gestion de version</w:t>
-      </w:r>
-      <w:r>
-        <w:t xml:space="preserve"> : Git &amp; GitHub</w:t>
-      </w:r>
-    </w:p>
-    <w:p>
-      <w:r>
-        <w:rPr>
-          <w:b/>
-          <w:bCs/>
-        </w:rPr>
         <w:t>Outils collaboratifs :</w:t>
       </w:r>
       <w:r>
@@ -3460,550 +3449,27 @@
     </w:p>
     <w:p/>
     <w:p>
-      <w:r>
-        <w:lastRenderedPageBreak/>
-        <w:t>Cette combinaison garantit une application performante, sécurisée et évolutive, avec un code structuré et facile à maintenir</w:t>
-      </w:r>
-    </w:p>
-    <w:p>
-      <w:pPr>
-        <w:pStyle w:val="Titre2"/>
-        <w:rPr>
-          <w:rFonts w:ascii="Times New Roman" w:eastAsia="Times New Roman" w:hAnsi="Times New Roman" w:cs="Times New Roman"/>
-        </w:rPr>
-      </w:pPr>
-      <w:bookmarkStart w:id="13" w:name="_Toc185521560"/>
-      <w:r>
-        <w:rPr>
-          <w:rFonts w:ascii="Times New Roman" w:eastAsia="Times New Roman" w:hAnsi="Times New Roman" w:cs="Times New Roman"/>
-        </w:rPr>
-        <w:t>Captures</w:t>
-      </w:r>
-      <w:r>
-        <w:rPr>
-          <w:rFonts w:ascii="Times New Roman" w:eastAsia="Times New Roman" w:hAnsi="Times New Roman" w:cs="Times New Roman"/>
-        </w:rPr>
-        <w:t xml:space="preserve"> et </w:t>
-      </w:r>
-      <w:r>
-        <w:rPr>
-          <w:rFonts w:ascii="Times New Roman" w:eastAsia="Times New Roman" w:hAnsi="Times New Roman" w:cs="Times New Roman"/>
-        </w:rPr>
-        <w:t>description</w:t>
-      </w:r>
-      <w:r>
-        <w:rPr>
-          <w:rFonts w:ascii="Times New Roman" w:eastAsia="Times New Roman" w:hAnsi="Times New Roman" w:cs="Times New Roman"/>
-        </w:rPr>
-        <w:t xml:space="preserve"> des images de la plate-forme</w:t>
+      <w:pPr>
+        <w:rPr>
+          <w:rFonts w:ascii="Times New Roman" w:hAnsi="Times New Roman" w:cs="Times New Roman"/>
+        </w:rPr>
+      </w:pPr>
+    </w:p>
+    <w:p>
+      <w:pPr>
+        <w:pStyle w:val="Titre1"/>
+        <w:rPr>
+          <w:rFonts w:ascii="Times New Roman" w:hAnsi="Times New Roman" w:cs="Times New Roman"/>
+        </w:rPr>
+      </w:pPr>
+      <w:bookmarkStart w:id="13" w:name="_Toc185521561"/>
+      <w:r>
+        <w:rPr>
+          <w:rFonts w:ascii="Times New Roman" w:hAnsi="Times New Roman" w:cs="Times New Roman"/>
+        </w:rPr>
+        <w:t>Conclusion</w:t>
       </w:r>
       <w:bookmarkEnd w:id="13"/>
-      <w:r>
-        <w:rPr>
-          <w:rFonts w:ascii="Times New Roman" w:eastAsia="Times New Roman" w:hAnsi="Times New Roman" w:cs="Times New Roman"/>
-        </w:rPr>
-        <w:t> </w:t>
-      </w:r>
-    </w:p>
-    <w:p/>
-    <w:p>
-      <w:r>
-        <w:t xml:space="preserve">Ci-dessous quelques captures de notre application Tontine </w:t>
-      </w:r>
-      <w:proofErr w:type="gramStart"/>
-      <w:r>
-        <w:t>Manager .</w:t>
-      </w:r>
-      <w:proofErr w:type="gramEnd"/>
-    </w:p>
-    <w:p/>
-    <w:p>
-      <w:r>
-        <w:t>Page d’accueil</w:t>
-      </w:r>
-    </w:p>
-    <w:p>
-      <w:r>
-        <w:rPr>
-          <w:noProof/>
-        </w:rPr>
-        <w:drawing>
-          <wp:inline distT="0" distB="0" distL="0" distR="0" wp14:anchorId="36089B60" wp14:editId="35760741">
-            <wp:extent cx="5972810" cy="2744470"/>
-            <wp:effectExtent l="0" t="0" r="8890" b="0"/>
-            <wp:docPr id="1900521396" name="Image 1"/>
-            <wp:cNvGraphicFramePr>
-              <a:graphicFrameLocks xmlns:a="http://schemas.openxmlformats.org/drawingml/2006/main" noChangeAspect="1"/>
-            </wp:cNvGraphicFramePr>
-            <a:graphic xmlns:a="http://schemas.openxmlformats.org/drawingml/2006/main">
-              <a:graphicData uri="http://schemas.openxmlformats.org/drawingml/2006/picture">
-                <pic:pic xmlns:pic="http://schemas.openxmlformats.org/drawingml/2006/picture">
-                  <pic:nvPicPr>
-                    <pic:cNvPr id="1900521396" name=""/>
-                    <pic:cNvPicPr/>
-                  </pic:nvPicPr>
-                  <pic:blipFill>
-                    <a:blip r:embed="rId14"/>
-                    <a:stretch>
-                      <a:fillRect/>
-                    </a:stretch>
-                  </pic:blipFill>
-                  <pic:spPr>
-                    <a:xfrm>
-                      <a:off x="0" y="0"/>
-                      <a:ext cx="5972810" cy="2744470"/>
-                    </a:xfrm>
-                    <a:prstGeom prst="rect">
-                      <a:avLst/>
-                    </a:prstGeom>
-                  </pic:spPr>
-                </pic:pic>
-              </a:graphicData>
-            </a:graphic>
-          </wp:inline>
-        </w:drawing>
-      </w:r>
-    </w:p>
-    <w:p>
-      <w:r>
-        <w:rPr>
-          <w:noProof/>
-        </w:rPr>
-        <w:drawing>
-          <wp:inline distT="0" distB="0" distL="0" distR="0" wp14:anchorId="0D8C881B" wp14:editId="31036A4E">
-            <wp:extent cx="5972810" cy="2755900"/>
-            <wp:effectExtent l="0" t="0" r="8890" b="6350"/>
-            <wp:docPr id="341931454" name="Image 1"/>
-            <wp:cNvGraphicFramePr>
-              <a:graphicFrameLocks xmlns:a="http://schemas.openxmlformats.org/drawingml/2006/main" noChangeAspect="1"/>
-            </wp:cNvGraphicFramePr>
-            <a:graphic xmlns:a="http://schemas.openxmlformats.org/drawingml/2006/main">
-              <a:graphicData uri="http://schemas.openxmlformats.org/drawingml/2006/picture">
-                <pic:pic xmlns:pic="http://schemas.openxmlformats.org/drawingml/2006/picture">
-                  <pic:nvPicPr>
-                    <pic:cNvPr id="341931454" name=""/>
-                    <pic:cNvPicPr/>
-                  </pic:nvPicPr>
-                  <pic:blipFill>
-                    <a:blip r:embed="rId15"/>
-                    <a:stretch>
-                      <a:fillRect/>
-                    </a:stretch>
-                  </pic:blipFill>
-                  <pic:spPr>
-                    <a:xfrm>
-                      <a:off x="0" y="0"/>
-                      <a:ext cx="5972810" cy="2755900"/>
-                    </a:xfrm>
-                    <a:prstGeom prst="rect">
-                      <a:avLst/>
-                    </a:prstGeom>
-                  </pic:spPr>
-                </pic:pic>
-              </a:graphicData>
-            </a:graphic>
-          </wp:inline>
-        </w:drawing>
-      </w:r>
-    </w:p>
-    <w:p/>
-    <w:p>
-      <w:r>
-        <w:t>Historique des cotisations</w:t>
-      </w:r>
-    </w:p>
-    <w:p>
-      <w:r>
-        <w:rPr>
-          <w:noProof/>
-        </w:rPr>
-        <w:lastRenderedPageBreak/>
-        <w:drawing>
-          <wp:inline distT="0" distB="0" distL="0" distR="0" wp14:anchorId="4BDE5FEB" wp14:editId="0CD3530F">
-            <wp:extent cx="5972810" cy="2822575"/>
-            <wp:effectExtent l="0" t="0" r="8890" b="0"/>
-            <wp:docPr id="1939688025" name="Image 1"/>
-            <wp:cNvGraphicFramePr>
-              <a:graphicFrameLocks xmlns:a="http://schemas.openxmlformats.org/drawingml/2006/main" noChangeAspect="1"/>
-            </wp:cNvGraphicFramePr>
-            <a:graphic xmlns:a="http://schemas.openxmlformats.org/drawingml/2006/main">
-              <a:graphicData uri="http://schemas.openxmlformats.org/drawingml/2006/picture">
-                <pic:pic xmlns:pic="http://schemas.openxmlformats.org/drawingml/2006/picture">
-                  <pic:nvPicPr>
-                    <pic:cNvPr id="1939688025" name=""/>
-                    <pic:cNvPicPr/>
-                  </pic:nvPicPr>
-                  <pic:blipFill>
-                    <a:blip r:embed="rId16"/>
-                    <a:stretch>
-                      <a:fillRect/>
-                    </a:stretch>
-                  </pic:blipFill>
-                  <pic:spPr>
-                    <a:xfrm>
-                      <a:off x="0" y="0"/>
-                      <a:ext cx="5972810" cy="2822575"/>
-                    </a:xfrm>
-                    <a:prstGeom prst="rect">
-                      <a:avLst/>
-                    </a:prstGeom>
-                  </pic:spPr>
-                </pic:pic>
-              </a:graphicData>
-            </a:graphic>
-          </wp:inline>
-        </w:drawing>
-      </w:r>
-    </w:p>
-    <w:p/>
-    <w:p>
-      <w:r>
-        <w:t>CREATION DE TONTINE</w:t>
-      </w:r>
-    </w:p>
-    <w:p>
-      <w:r>
-        <w:rPr>
-          <w:noProof/>
-        </w:rPr>
-        <w:drawing>
-          <wp:inline distT="0" distB="0" distL="0" distR="0" wp14:anchorId="4E270024" wp14:editId="3A334700">
-            <wp:extent cx="5972810" cy="2764155"/>
-            <wp:effectExtent l="0" t="0" r="8890" b="0"/>
-            <wp:docPr id="3098666" name="Image 1"/>
-            <wp:cNvGraphicFramePr>
-              <a:graphicFrameLocks xmlns:a="http://schemas.openxmlformats.org/drawingml/2006/main" noChangeAspect="1"/>
-            </wp:cNvGraphicFramePr>
-            <a:graphic xmlns:a="http://schemas.openxmlformats.org/drawingml/2006/main">
-              <a:graphicData uri="http://schemas.openxmlformats.org/drawingml/2006/picture">
-                <pic:pic xmlns:pic="http://schemas.openxmlformats.org/drawingml/2006/picture">
-                  <pic:nvPicPr>
-                    <pic:cNvPr id="3098666" name=""/>
-                    <pic:cNvPicPr/>
-                  </pic:nvPicPr>
-                  <pic:blipFill>
-                    <a:blip r:embed="rId17"/>
-                    <a:stretch>
-                      <a:fillRect/>
-                    </a:stretch>
-                  </pic:blipFill>
-                  <pic:spPr>
-                    <a:xfrm>
-                      <a:off x="0" y="0"/>
-                      <a:ext cx="5972810" cy="2764155"/>
-                    </a:xfrm>
-                    <a:prstGeom prst="rect">
-                      <a:avLst/>
-                    </a:prstGeom>
-                  </pic:spPr>
-                </pic:pic>
-              </a:graphicData>
-            </a:graphic>
-          </wp:inline>
-        </w:drawing>
-      </w:r>
-    </w:p>
-    <w:p>
-      <w:r>
-        <w:rPr>
-          <w:noProof/>
-        </w:rPr>
-        <w:drawing>
-          <wp:inline distT="0" distB="0" distL="0" distR="0" wp14:anchorId="1EEB3054" wp14:editId="293A8B91">
-            <wp:extent cx="5972810" cy="1874808"/>
-            <wp:effectExtent l="0" t="0" r="0" b="0"/>
-            <wp:docPr id="665646245" name="Image 1"/>
-            <wp:cNvGraphicFramePr>
-              <a:graphicFrameLocks xmlns:a="http://schemas.openxmlformats.org/drawingml/2006/main" noChangeAspect="1"/>
-            </wp:cNvGraphicFramePr>
-            <a:graphic xmlns:a="http://schemas.openxmlformats.org/drawingml/2006/main">
-              <a:graphicData uri="http://schemas.openxmlformats.org/drawingml/2006/picture">
-                <pic:pic xmlns:pic="http://schemas.openxmlformats.org/drawingml/2006/picture">
-                  <pic:nvPicPr>
-                    <pic:cNvPr id="665646245" name=""/>
-                    <pic:cNvPicPr/>
-                  </pic:nvPicPr>
-                  <pic:blipFill>
-                    <a:blip r:embed="rId18"/>
-                    <a:stretch>
-                      <a:fillRect/>
-                    </a:stretch>
-                  </pic:blipFill>
-                  <pic:spPr>
-                    <a:xfrm>
-                      <a:off x="0" y="0"/>
-                      <a:ext cx="5976057" cy="1875827"/>
-                    </a:xfrm>
-                    <a:prstGeom prst="rect">
-                      <a:avLst/>
-                    </a:prstGeom>
-                  </pic:spPr>
-                </pic:pic>
-              </a:graphicData>
-            </a:graphic>
-          </wp:inline>
-        </w:drawing>
-      </w:r>
-    </w:p>
-    <w:p>
-      <w:r>
-        <w:lastRenderedPageBreak/>
-        <w:t>LISTE DE MES TONTINES</w:t>
-      </w:r>
-    </w:p>
-    <w:p>
-      <w:r>
-        <w:rPr>
-          <w:noProof/>
-        </w:rPr>
-        <w:drawing>
-          <wp:inline distT="0" distB="0" distL="0" distR="0" wp14:anchorId="0B15B649" wp14:editId="5E0CD001">
-            <wp:extent cx="5972810" cy="2788920"/>
-            <wp:effectExtent l="0" t="0" r="8890" b="0"/>
-            <wp:docPr id="1686829392" name="Image 1"/>
-            <wp:cNvGraphicFramePr>
-              <a:graphicFrameLocks xmlns:a="http://schemas.openxmlformats.org/drawingml/2006/main" noChangeAspect="1"/>
-            </wp:cNvGraphicFramePr>
-            <a:graphic xmlns:a="http://schemas.openxmlformats.org/drawingml/2006/main">
-              <a:graphicData uri="http://schemas.openxmlformats.org/drawingml/2006/picture">
-                <pic:pic xmlns:pic="http://schemas.openxmlformats.org/drawingml/2006/picture">
-                  <pic:nvPicPr>
-                    <pic:cNvPr id="1686829392" name=""/>
-                    <pic:cNvPicPr/>
-                  </pic:nvPicPr>
-                  <pic:blipFill>
-                    <a:blip r:embed="rId19"/>
-                    <a:stretch>
-                      <a:fillRect/>
-                    </a:stretch>
-                  </pic:blipFill>
-                  <pic:spPr>
-                    <a:xfrm>
-                      <a:off x="0" y="0"/>
-                      <a:ext cx="5972810" cy="2788920"/>
-                    </a:xfrm>
-                    <a:prstGeom prst="rect">
-                      <a:avLst/>
-                    </a:prstGeom>
-                  </pic:spPr>
-                </pic:pic>
-              </a:graphicData>
-            </a:graphic>
-          </wp:inline>
-        </w:drawing>
-      </w:r>
-    </w:p>
-    <w:p/>
-    <w:p>
-      <w:r>
-        <w:t>DETAILS TONTINE</w:t>
-      </w:r>
-    </w:p>
-    <w:p>
-      <w:r>
-        <w:rPr>
-          <w:noProof/>
-        </w:rPr>
-        <w:drawing>
-          <wp:inline distT="0" distB="0" distL="0" distR="0" wp14:anchorId="0F8C50DA" wp14:editId="12FA1673">
-            <wp:extent cx="5972810" cy="2676525"/>
-            <wp:effectExtent l="0" t="0" r="8890" b="9525"/>
-            <wp:docPr id="464329577" name="Image 1"/>
-            <wp:cNvGraphicFramePr>
-              <a:graphicFrameLocks xmlns:a="http://schemas.openxmlformats.org/drawingml/2006/main" noChangeAspect="1"/>
-            </wp:cNvGraphicFramePr>
-            <a:graphic xmlns:a="http://schemas.openxmlformats.org/drawingml/2006/main">
-              <a:graphicData uri="http://schemas.openxmlformats.org/drawingml/2006/picture">
-                <pic:pic xmlns:pic="http://schemas.openxmlformats.org/drawingml/2006/picture">
-                  <pic:nvPicPr>
-                    <pic:cNvPr id="464329577" name=""/>
-                    <pic:cNvPicPr/>
-                  </pic:nvPicPr>
-                  <pic:blipFill>
-                    <a:blip r:embed="rId20"/>
-                    <a:stretch>
-                      <a:fillRect/>
-                    </a:stretch>
-                  </pic:blipFill>
-                  <pic:spPr>
-                    <a:xfrm>
-                      <a:off x="0" y="0"/>
-                      <a:ext cx="5972810" cy="2676525"/>
-                    </a:xfrm>
-                    <a:prstGeom prst="rect">
-                      <a:avLst/>
-                    </a:prstGeom>
-                  </pic:spPr>
-                </pic:pic>
-              </a:graphicData>
-            </a:graphic>
-          </wp:inline>
-        </w:drawing>
-      </w:r>
-    </w:p>
-    <w:p/>
-    <w:p>
-      <w:r>
-        <w:t>AJOUT DE MEMBRE</w:t>
-      </w:r>
-    </w:p>
-    <w:p>
-      <w:r>
-        <w:rPr>
-          <w:noProof/>
-        </w:rPr>
-        <w:lastRenderedPageBreak/>
-        <w:drawing>
-          <wp:inline distT="0" distB="0" distL="0" distR="0" wp14:anchorId="62E75F52" wp14:editId="444BDB92">
-            <wp:extent cx="5972810" cy="2765425"/>
-            <wp:effectExtent l="0" t="0" r="8890" b="0"/>
-            <wp:docPr id="1651795026" name="Image 1"/>
-            <wp:cNvGraphicFramePr>
-              <a:graphicFrameLocks xmlns:a="http://schemas.openxmlformats.org/drawingml/2006/main" noChangeAspect="1"/>
-            </wp:cNvGraphicFramePr>
-            <a:graphic xmlns:a="http://schemas.openxmlformats.org/drawingml/2006/main">
-              <a:graphicData uri="http://schemas.openxmlformats.org/drawingml/2006/picture">
-                <pic:pic xmlns:pic="http://schemas.openxmlformats.org/drawingml/2006/picture">
-                  <pic:nvPicPr>
-                    <pic:cNvPr id="1651795026" name=""/>
-                    <pic:cNvPicPr/>
-                  </pic:nvPicPr>
-                  <pic:blipFill>
-                    <a:blip r:embed="rId21"/>
-                    <a:stretch>
-                      <a:fillRect/>
-                    </a:stretch>
-                  </pic:blipFill>
-                  <pic:spPr>
-                    <a:xfrm>
-                      <a:off x="0" y="0"/>
-                      <a:ext cx="5972810" cy="2765425"/>
-                    </a:xfrm>
-                    <a:prstGeom prst="rect">
-                      <a:avLst/>
-                    </a:prstGeom>
-                  </pic:spPr>
-                </pic:pic>
-              </a:graphicData>
-            </a:graphic>
-          </wp:inline>
-        </w:drawing>
-      </w:r>
-    </w:p>
-    <w:p/>
-    <w:p>
-      <w:r>
-        <w:t xml:space="preserve">COTISATION </w:t>
-      </w:r>
-    </w:p>
-    <w:p>
-      <w:r>
-        <w:rPr>
-          <w:noProof/>
-        </w:rPr>
-        <w:drawing>
-          <wp:inline distT="0" distB="0" distL="0" distR="0" wp14:anchorId="505CC9A8" wp14:editId="2CEFA972">
-            <wp:extent cx="5972810" cy="2740660"/>
-            <wp:effectExtent l="0" t="0" r="8890" b="2540"/>
-            <wp:docPr id="333651127" name="Image 1"/>
-            <wp:cNvGraphicFramePr>
-              <a:graphicFrameLocks xmlns:a="http://schemas.openxmlformats.org/drawingml/2006/main" noChangeAspect="1"/>
-            </wp:cNvGraphicFramePr>
-            <a:graphic xmlns:a="http://schemas.openxmlformats.org/drawingml/2006/main">
-              <a:graphicData uri="http://schemas.openxmlformats.org/drawingml/2006/picture">
-                <pic:pic xmlns:pic="http://schemas.openxmlformats.org/drawingml/2006/picture">
-                  <pic:nvPicPr>
-                    <pic:cNvPr id="333651127" name=""/>
-                    <pic:cNvPicPr/>
-                  </pic:nvPicPr>
-                  <pic:blipFill>
-                    <a:blip r:embed="rId22"/>
-                    <a:stretch>
-                      <a:fillRect/>
-                    </a:stretch>
-                  </pic:blipFill>
-                  <pic:spPr>
-                    <a:xfrm>
-                      <a:off x="0" y="0"/>
-                      <a:ext cx="5972810" cy="2740660"/>
-                    </a:xfrm>
-                    <a:prstGeom prst="rect">
-                      <a:avLst/>
-                    </a:prstGeom>
-                  </pic:spPr>
-                </pic:pic>
-              </a:graphicData>
-            </a:graphic>
-          </wp:inline>
-        </w:drawing>
-      </w:r>
-    </w:p>
-    <w:p/>
-    <w:p>
-      <w:r>
-        <w:rPr>
-          <w:noProof/>
-        </w:rPr>
-        <w:lastRenderedPageBreak/>
-        <w:drawing>
-          <wp:inline distT="0" distB="0" distL="0" distR="0" wp14:anchorId="2D4F74A4" wp14:editId="69264CA3">
-            <wp:extent cx="5972810" cy="2703830"/>
-            <wp:effectExtent l="0" t="0" r="8890" b="1270"/>
-            <wp:docPr id="1584439533" name="Image 1"/>
-            <wp:cNvGraphicFramePr>
-              <a:graphicFrameLocks xmlns:a="http://schemas.openxmlformats.org/drawingml/2006/main" noChangeAspect="1"/>
-            </wp:cNvGraphicFramePr>
-            <a:graphic xmlns:a="http://schemas.openxmlformats.org/drawingml/2006/main">
-              <a:graphicData uri="http://schemas.openxmlformats.org/drawingml/2006/picture">
-                <pic:pic xmlns:pic="http://schemas.openxmlformats.org/drawingml/2006/picture">
-                  <pic:nvPicPr>
-                    <pic:cNvPr id="1584439533" name=""/>
-                    <pic:cNvPicPr/>
-                  </pic:nvPicPr>
-                  <pic:blipFill>
-                    <a:blip r:embed="rId23"/>
-                    <a:stretch>
-                      <a:fillRect/>
-                    </a:stretch>
-                  </pic:blipFill>
-                  <pic:spPr>
-                    <a:xfrm>
-                      <a:off x="0" y="0"/>
-                      <a:ext cx="5972810" cy="2703830"/>
-                    </a:xfrm>
-                    <a:prstGeom prst="rect">
-                      <a:avLst/>
-                    </a:prstGeom>
-                  </pic:spPr>
-                </pic:pic>
-              </a:graphicData>
-            </a:graphic>
-          </wp:inline>
-        </w:drawing>
-      </w:r>
-    </w:p>
-    <w:p>
-      <w:pPr>
-        <w:rPr>
-          <w:rFonts w:ascii="Times New Roman" w:hAnsi="Times New Roman" w:cs="Times New Roman"/>
-        </w:rPr>
-      </w:pPr>
-    </w:p>
-    <w:p>
-      <w:pPr>
-        <w:pStyle w:val="Titre1"/>
-        <w:rPr>
-          <w:rFonts w:ascii="Times New Roman" w:hAnsi="Times New Roman" w:cs="Times New Roman"/>
-        </w:rPr>
-      </w:pPr>
-      <w:bookmarkStart w:id="14" w:name="_Toc185521561"/>
-      <w:r>
-        <w:rPr>
-          <w:rFonts w:ascii="Times New Roman" w:hAnsi="Times New Roman" w:cs="Times New Roman"/>
-        </w:rPr>
-        <w:t>Conclusion</w:t>
-      </w:r>
-      <w:bookmarkEnd w:id="14"/>
     </w:p>
     <w:p>
       <w:pPr>
@@ -4052,8 +3518,8 @@
       </w:pPr>
     </w:p>
     <w:sectPr>
-      <w:headerReference w:type="default" r:id="rId24"/>
-      <w:footerReference w:type="default" r:id="rId25"/>
+      <w:headerReference w:type="default" r:id="rId14"/>
+      <w:footerReference w:type="default" r:id="rId15"/>
       <w:pgSz w:w="12240" w:h="15840"/>
       <w:pgMar w:top="1417" w:right="1417" w:bottom="284" w:left="1417" w:header="708" w:footer="708" w:gutter="0"/>
       <w:pgNumType w:start="0"/>
@@ -4065,7 +3531,7 @@
 </file>
 
 <file path=word/endnotes.xml><?xml version="1.0" encoding="utf-8"?>
-<w:endnotes xmlns:wpc="http://schemas.microsoft.com/office/word/2010/wordprocessingCanvas" xmlns:cx="http://schemas.microsoft.com/office/drawing/2014/chartex" xmlns:cx1="http://schemas.microsoft.com/office/drawing/2015/9/8/chartex" xmlns:cx2="http://schemas.microsoft.com/office/drawing/2015/10/21/chartex" xmlns:cx3="http://schemas.microsoft.com/office/drawing/2016/5/9/chartex" xmlns:cx4="http://schemas.microsoft.com/office/drawing/2016/5/10/chartex" xmlns:cx5="http://schemas.microsoft.com/office/drawing/2016/5/11/chartex" xmlns:cx6="http://schemas.microsoft.com/office/drawing/2016/5/12/chartex" xmlns:cx7="http://schemas.microsoft.com/office/drawing/2016/5/13/chartex" xmlns:cx8="http://schemas.microsoft.com/office/drawing/2016/5/14/chartex" xmlns:mc="http://schemas.openxmlformats.org/markup-compatibility/2006" xmlns:aink="http://schemas.microsoft.com/office/drawing/2016/ink" xmlns:am3d="http://schemas.microsoft.com/office/drawing/2017/model3d" xmlns:o="urn:schemas-microsoft-com:office:office" xmlns:oel="http://schemas.microsoft.com/office/2019/extlst" xmlns:r="http://schemas.openxmlformats.org/officeDocument/2006/relationships" xmlns:m="http://schemas.openxmlformats.org/officeDocument/2006/math" xmlns:v="urn:schemas-microsoft-com:vml" xmlns:wp14="http://schemas.microsoft.com/office/word/2010/wordprocessingDrawing" xmlns:wp="http://schemas.openxmlformats.org/drawingml/2006/wordprocessingDrawing" xmlns:w10="urn:schemas-microsoft-com:office:word" xmlns:w="http://schemas.openxmlformats.org/wordprocessingml/2006/main" xmlns:w14="http://schemas.microsoft.com/office/word/2010/wordml" xmlns:w15="http://schemas.microsoft.com/office/word/2012/wordml" xmlns:w16cei="http://schemas.microsoft.com/office/word/2026/wordml/cei" xmlns:w16cex="http://schemas.microsoft.com/office/word/2018/wordml/cex" xmlns:w16cid="http://schemas.microsoft.com/office/word/2016/wordml/cid" xmlns:w16="http://schemas.microsoft.com/office/word/2018/wordml" xmlns:w16du="http://schemas.microsoft.com/office/word/2023/wordml/word16du" xmlns:w16sdtdh="http://schemas.microsoft.com/office/word/2020/wordml/sdtdatahash" xmlns:w16sdtfl="http://schemas.microsoft.com/office/word/2024/wordml/sdtformatlock" xmlns:w16se="http://schemas.microsoft.com/office/word/2015/wordml/symex" xmlns:wpg="http://schemas.microsoft.com/office/word/2010/wordprocessingGroup" xmlns:wpi="http://schemas.microsoft.com/office/word/2010/wordprocessingInk" xmlns:wne="http://schemas.microsoft.com/office/word/2006/wordml" xmlns:wps="http://schemas.microsoft.com/office/word/2010/wordprocessingShape" mc:Ignorable="w14 w15 w16se w16cid w16 w16cex w16sdtdh w16sdtfl w16du wp14">
+<w:endnotes xmlns:wpc="http://schemas.microsoft.com/office/word/2010/wordprocessingCanvas" xmlns:cx="http://schemas.microsoft.com/office/drawing/2014/chartex" xmlns:cx1="http://schemas.microsoft.com/office/drawing/2015/9/8/chartex" xmlns:cx2="http://schemas.microsoft.com/office/drawing/2015/10/21/chartex" xmlns:cx3="http://schemas.microsoft.com/office/drawing/2016/5/9/chartex" xmlns:cx4="http://schemas.microsoft.com/office/drawing/2016/5/10/chartex" xmlns:cx5="http://schemas.microsoft.com/office/drawing/2016/5/11/chartex" xmlns:cx6="http://schemas.microsoft.com/office/drawing/2016/5/12/chartex" xmlns:cx7="http://schemas.microsoft.com/office/drawing/2016/5/13/chartex" xmlns:cx8="http://schemas.microsoft.com/office/drawing/2016/5/14/chartex" xmlns:mc="http://schemas.openxmlformats.org/markup-compatibility/2006" xmlns:aink="http://schemas.microsoft.com/office/drawing/2016/ink" xmlns:am3d="http://schemas.microsoft.com/office/drawing/2017/model3d" xmlns:o="urn:schemas-microsoft-com:office:office" xmlns:oel="http://schemas.microsoft.com/office/2019/extlst" xmlns:r="http://schemas.openxmlformats.org/officeDocument/2006/relationships" xmlns:m="http://schemas.openxmlformats.org/officeDocument/2006/math" xmlns:v="urn:schemas-microsoft-com:vml" xmlns:wp14="http://schemas.microsoft.com/office/word/2010/wordprocessingDrawing" xmlns:wp="http://schemas.openxmlformats.org/drawingml/2006/wordprocessingDrawing" xmlns:w10="urn:schemas-microsoft-com:office:word" xmlns:w="http://schemas.openxmlformats.org/wordprocessingml/2006/main" xmlns:w14="http://schemas.microsoft.com/office/word/2010/wordml" xmlns:w15="http://schemas.microsoft.com/office/word/2012/wordml" xmlns:w16cex="http://schemas.microsoft.com/office/word/2018/wordml/cex" xmlns:w16cid="http://schemas.microsoft.com/office/word/2016/wordml/cid" xmlns:w16="http://schemas.microsoft.com/office/word/2018/wordml" xmlns:w16sdtdh="http://schemas.microsoft.com/office/word/2020/wordml/sdtdatahash" xmlns:w16se="http://schemas.microsoft.com/office/word/2015/wordml/symex" xmlns:wpg="http://schemas.microsoft.com/office/word/2010/wordprocessingGroup" xmlns:wpi="http://schemas.microsoft.com/office/word/2010/wordprocessingInk" xmlns:wne="http://schemas.microsoft.com/office/word/2006/wordml" xmlns:wps="http://schemas.microsoft.com/office/word/2010/wordprocessingShape" mc:Ignorable="w14 w15 w16se w16cid w16 w16cex w16sdtdh wp14">
   <w:endnote w:type="separator" w:id="-1">
     <w:p>
       <w:pPr>
@@ -4090,7 +3556,7 @@
 </file>
 
 <file path=word/footer1.xml><?xml version="1.0" encoding="utf-8"?>
-<w:ftr xmlns:wpc="http://schemas.microsoft.com/office/word/2010/wordprocessingCanvas" xmlns:cx="http://schemas.microsoft.com/office/drawing/2014/chartex" xmlns:cx1="http://schemas.microsoft.com/office/drawing/2015/9/8/chartex" xmlns:cx2="http://schemas.microsoft.com/office/drawing/2015/10/21/chartex" xmlns:cx3="http://schemas.microsoft.com/office/drawing/2016/5/9/chartex" xmlns:cx4="http://schemas.microsoft.com/office/drawing/2016/5/10/chartex" xmlns:cx5="http://schemas.microsoft.com/office/drawing/2016/5/11/chartex" xmlns:cx6="http://schemas.microsoft.com/office/drawing/2016/5/12/chartex" xmlns:cx7="http://schemas.microsoft.com/office/drawing/2016/5/13/chartex" xmlns:cx8="http://schemas.microsoft.com/office/drawing/2016/5/14/chartex" xmlns:mc="http://schemas.openxmlformats.org/markup-compatibility/2006" xmlns:aink="http://schemas.microsoft.com/office/drawing/2016/ink" xmlns:am3d="http://schemas.microsoft.com/office/drawing/2017/model3d" xmlns:o="urn:schemas-microsoft-com:office:office" xmlns:oel="http://schemas.microsoft.com/office/2019/extlst" xmlns:r="http://schemas.openxmlformats.org/officeDocument/2006/relationships" xmlns:m="http://schemas.openxmlformats.org/officeDocument/2006/math" xmlns:v="urn:schemas-microsoft-com:vml" xmlns:wp14="http://schemas.microsoft.com/office/word/2010/wordprocessingDrawing" xmlns:wp="http://schemas.openxmlformats.org/drawingml/2006/wordprocessingDrawing" xmlns:w10="urn:schemas-microsoft-com:office:word" xmlns:w="http://schemas.openxmlformats.org/wordprocessingml/2006/main" xmlns:w14="http://schemas.microsoft.com/office/word/2010/wordml" xmlns:w15="http://schemas.microsoft.com/office/word/2012/wordml" xmlns:w16cei="http://schemas.microsoft.com/office/word/2026/wordml/cei" xmlns:w16cex="http://schemas.microsoft.com/office/word/2018/wordml/cex" xmlns:w16cid="http://schemas.microsoft.com/office/word/2016/wordml/cid" xmlns:w16="http://schemas.microsoft.com/office/word/2018/wordml" xmlns:w16du="http://schemas.microsoft.com/office/word/2023/wordml/word16du" xmlns:w16sdtdh="http://schemas.microsoft.com/office/word/2020/wordml/sdtdatahash" xmlns:w16sdtfl="http://schemas.microsoft.com/office/word/2024/wordml/sdtformatlock" xmlns:w16se="http://schemas.microsoft.com/office/word/2015/wordml/symex" xmlns:wpg="http://schemas.microsoft.com/office/word/2010/wordprocessingGroup" xmlns:wpi="http://schemas.microsoft.com/office/word/2010/wordprocessingInk" xmlns:wne="http://schemas.microsoft.com/office/word/2006/wordml" xmlns:wps="http://schemas.microsoft.com/office/word/2010/wordprocessingShape" mc:Ignorable="w14 w15 w16se w16cid w16 w16cex w16sdtdh w16sdtfl w16du wp14">
+<w:ftr xmlns:wpc="http://schemas.microsoft.com/office/word/2010/wordprocessingCanvas" xmlns:cx="http://schemas.microsoft.com/office/drawing/2014/chartex" xmlns:cx1="http://schemas.microsoft.com/office/drawing/2015/9/8/chartex" xmlns:cx2="http://schemas.microsoft.com/office/drawing/2015/10/21/chartex" xmlns:cx3="http://schemas.microsoft.com/office/drawing/2016/5/9/chartex" xmlns:cx4="http://schemas.microsoft.com/office/drawing/2016/5/10/chartex" xmlns:cx5="http://schemas.microsoft.com/office/drawing/2016/5/11/chartex" xmlns:cx6="http://schemas.microsoft.com/office/drawing/2016/5/12/chartex" xmlns:cx7="http://schemas.microsoft.com/office/drawing/2016/5/13/chartex" xmlns:cx8="http://schemas.microsoft.com/office/drawing/2016/5/14/chartex" xmlns:mc="http://schemas.openxmlformats.org/markup-compatibility/2006" xmlns:aink="http://schemas.microsoft.com/office/drawing/2016/ink" xmlns:am3d="http://schemas.microsoft.com/office/drawing/2017/model3d" xmlns:o="urn:schemas-microsoft-com:office:office" xmlns:oel="http://schemas.microsoft.com/office/2019/extlst" xmlns:r="http://schemas.openxmlformats.org/officeDocument/2006/relationships" xmlns:m="http://schemas.openxmlformats.org/officeDocument/2006/math" xmlns:v="urn:schemas-microsoft-com:vml" xmlns:wp14="http://schemas.microsoft.com/office/word/2010/wordprocessingDrawing" xmlns:wp="http://schemas.openxmlformats.org/drawingml/2006/wordprocessingDrawing" xmlns:w10="urn:schemas-microsoft-com:office:word" xmlns:w="http://schemas.openxmlformats.org/wordprocessingml/2006/main" xmlns:w14="http://schemas.microsoft.com/office/word/2010/wordml" xmlns:w15="http://schemas.microsoft.com/office/word/2012/wordml" xmlns:w16cex="http://schemas.microsoft.com/office/word/2018/wordml/cex" xmlns:w16cid="http://schemas.microsoft.com/office/word/2016/wordml/cid" xmlns:w16="http://schemas.microsoft.com/office/word/2018/wordml" xmlns:w16sdtdh="http://schemas.microsoft.com/office/word/2020/wordml/sdtdatahash" xmlns:w16se="http://schemas.microsoft.com/office/word/2015/wordml/symex" xmlns:wpg="http://schemas.microsoft.com/office/word/2010/wordprocessingGroup" xmlns:wpi="http://schemas.microsoft.com/office/word/2010/wordprocessingInk" xmlns:wne="http://schemas.microsoft.com/office/word/2006/wordml" xmlns:wps="http://schemas.microsoft.com/office/word/2010/wordprocessingShape" mc:Ignorable="w14 w15 w16se w16cid w16 w16cex w16sdtdh wp14">
   <w:p>
     <w:pPr>
       <w:pBdr>
@@ -4165,7 +3631,7 @@
 </file>
 
 <file path=word/footnotes.xml><?xml version="1.0" encoding="utf-8"?>
-<w:footnotes xmlns:wpc="http://schemas.microsoft.com/office/word/2010/wordprocessingCanvas" xmlns:cx="http://schemas.microsoft.com/office/drawing/2014/chartex" xmlns:cx1="http://schemas.microsoft.com/office/drawing/2015/9/8/chartex" xmlns:cx2="http://schemas.microsoft.com/office/drawing/2015/10/21/chartex" xmlns:cx3="http://schemas.microsoft.com/office/drawing/2016/5/9/chartex" xmlns:cx4="http://schemas.microsoft.com/office/drawing/2016/5/10/chartex" xmlns:cx5="http://schemas.microsoft.com/office/drawing/2016/5/11/chartex" xmlns:cx6="http://schemas.microsoft.com/office/drawing/2016/5/12/chartex" xmlns:cx7="http://schemas.microsoft.com/office/drawing/2016/5/13/chartex" xmlns:cx8="http://schemas.microsoft.com/office/drawing/2016/5/14/chartex" xmlns:mc="http://schemas.openxmlformats.org/markup-compatibility/2006" xmlns:aink="http://schemas.microsoft.com/office/drawing/2016/ink" xmlns:am3d="http://schemas.microsoft.com/office/drawing/2017/model3d" xmlns:o="urn:schemas-microsoft-com:office:office" xmlns:oel="http://schemas.microsoft.com/office/2019/extlst" xmlns:r="http://schemas.openxmlformats.org/officeDocument/2006/relationships" xmlns:m="http://schemas.openxmlformats.org/officeDocument/2006/math" xmlns:v="urn:schemas-microsoft-com:vml" xmlns:wp14="http://schemas.microsoft.com/office/word/2010/wordprocessingDrawing" xmlns:wp="http://schemas.openxmlformats.org/drawingml/2006/wordprocessingDrawing" xmlns:w10="urn:schemas-microsoft-com:office:word" xmlns:w="http://schemas.openxmlformats.org/wordprocessingml/2006/main" xmlns:w14="http://schemas.microsoft.com/office/word/2010/wordml" xmlns:w15="http://schemas.microsoft.com/office/word/2012/wordml" xmlns:w16cei="http://schemas.microsoft.com/office/word/2026/wordml/cei" xmlns:w16cex="http://schemas.microsoft.com/office/word/2018/wordml/cex" xmlns:w16cid="http://schemas.microsoft.com/office/word/2016/wordml/cid" xmlns:w16="http://schemas.microsoft.com/office/word/2018/wordml" xmlns:w16du="http://schemas.microsoft.com/office/word/2023/wordml/word16du" xmlns:w16sdtdh="http://schemas.microsoft.com/office/word/2020/wordml/sdtdatahash" xmlns:w16sdtfl="http://schemas.microsoft.com/office/word/2024/wordml/sdtformatlock" xmlns:w16se="http://schemas.microsoft.com/office/word/2015/wordml/symex" xmlns:wpg="http://schemas.microsoft.com/office/word/2010/wordprocessingGroup" xmlns:wpi="http://schemas.microsoft.com/office/word/2010/wordprocessingInk" xmlns:wne="http://schemas.microsoft.com/office/word/2006/wordml" xmlns:wps="http://schemas.microsoft.com/office/word/2010/wordprocessingShape" mc:Ignorable="w14 w15 w16se w16cid w16 w16cex w16sdtdh w16sdtfl w16du wp14">
+<w:footnotes xmlns:wpc="http://schemas.microsoft.com/office/word/2010/wordprocessingCanvas" xmlns:cx="http://schemas.microsoft.com/office/drawing/2014/chartex" xmlns:cx1="http://schemas.microsoft.com/office/drawing/2015/9/8/chartex" xmlns:cx2="http://schemas.microsoft.com/office/drawing/2015/10/21/chartex" xmlns:cx3="http://schemas.microsoft.com/office/drawing/2016/5/9/chartex" xmlns:cx4="http://schemas.microsoft.com/office/drawing/2016/5/10/chartex" xmlns:cx5="http://schemas.microsoft.com/office/drawing/2016/5/11/chartex" xmlns:cx6="http://schemas.microsoft.com/office/drawing/2016/5/12/chartex" xmlns:cx7="http://schemas.microsoft.com/office/drawing/2016/5/13/chartex" xmlns:cx8="http://schemas.microsoft.com/office/drawing/2016/5/14/chartex" xmlns:mc="http://schemas.openxmlformats.org/markup-compatibility/2006" xmlns:aink="http://schemas.microsoft.com/office/drawing/2016/ink" xmlns:am3d="http://schemas.microsoft.com/office/drawing/2017/model3d" xmlns:o="urn:schemas-microsoft-com:office:office" xmlns:oel="http://schemas.microsoft.com/office/2019/extlst" xmlns:r="http://schemas.openxmlformats.org/officeDocument/2006/relationships" xmlns:m="http://schemas.openxmlformats.org/officeDocument/2006/math" xmlns:v="urn:schemas-microsoft-com:vml" xmlns:wp14="http://schemas.microsoft.com/office/word/2010/wordprocessingDrawing" xmlns:wp="http://schemas.openxmlformats.org/drawingml/2006/wordprocessingDrawing" xmlns:w10="urn:schemas-microsoft-com:office:word" xmlns:w="http://schemas.openxmlformats.org/wordprocessingml/2006/main" xmlns:w14="http://schemas.microsoft.com/office/word/2010/wordml" xmlns:w15="http://schemas.microsoft.com/office/word/2012/wordml" xmlns:w16cex="http://schemas.microsoft.com/office/word/2018/wordml/cex" xmlns:w16cid="http://schemas.microsoft.com/office/word/2016/wordml/cid" xmlns:w16="http://schemas.microsoft.com/office/word/2018/wordml" xmlns:w16sdtdh="http://schemas.microsoft.com/office/word/2020/wordml/sdtdatahash" xmlns:w16se="http://schemas.microsoft.com/office/word/2015/wordml/symex" xmlns:wpg="http://schemas.microsoft.com/office/word/2010/wordprocessingGroup" xmlns:wpi="http://schemas.microsoft.com/office/word/2010/wordprocessingInk" xmlns:wne="http://schemas.microsoft.com/office/word/2006/wordml" xmlns:wps="http://schemas.microsoft.com/office/word/2010/wordprocessingShape" mc:Ignorable="w14 w15 w16se w16cid w16 w16cex w16sdtdh wp14">
   <w:footnote w:type="separator" w:id="-1">
     <w:p>
       <w:pPr>
@@ -4190,7 +3656,7 @@
 </file>
 
 <file path=word/header1.xml><?xml version="1.0" encoding="utf-8"?>
-<w:hdr xmlns:wpc="http://schemas.microsoft.com/office/word/2010/wordprocessingCanvas" xmlns:cx="http://schemas.microsoft.com/office/drawing/2014/chartex" xmlns:cx1="http://schemas.microsoft.com/office/drawing/2015/9/8/chartex" xmlns:cx2="http://schemas.microsoft.com/office/drawing/2015/10/21/chartex" xmlns:cx3="http://schemas.microsoft.com/office/drawing/2016/5/9/chartex" xmlns:cx4="http://schemas.microsoft.com/office/drawing/2016/5/10/chartex" xmlns:cx5="http://schemas.microsoft.com/office/drawing/2016/5/11/chartex" xmlns:cx6="http://schemas.microsoft.com/office/drawing/2016/5/12/chartex" xmlns:cx7="http://schemas.microsoft.com/office/drawing/2016/5/13/chartex" xmlns:cx8="http://schemas.microsoft.com/office/drawing/2016/5/14/chartex" xmlns:mc="http://schemas.openxmlformats.org/markup-compatibility/2006" xmlns:aink="http://schemas.microsoft.com/office/drawing/2016/ink" xmlns:am3d="http://schemas.microsoft.com/office/drawing/2017/model3d" xmlns:o="urn:schemas-microsoft-com:office:office" xmlns:oel="http://schemas.microsoft.com/office/2019/extlst" xmlns:r="http://schemas.openxmlformats.org/officeDocument/2006/relationships" xmlns:m="http://schemas.openxmlformats.org/officeDocument/2006/math" xmlns:v="urn:schemas-microsoft-com:vml" xmlns:wp14="http://schemas.microsoft.com/office/word/2010/wordprocessingDrawing" xmlns:wp="http://schemas.openxmlformats.org/drawingml/2006/wordprocessingDrawing" xmlns:w10="urn:schemas-microsoft-com:office:word" xmlns:w="http://schemas.openxmlformats.org/wordprocessingml/2006/main" xmlns:w14="http://schemas.microsoft.com/office/word/2010/wordml" xmlns:w15="http://schemas.microsoft.com/office/word/2012/wordml" xmlns:w16cei="http://schemas.microsoft.com/office/word/2026/wordml/cei" xmlns:w16cex="http://schemas.microsoft.com/office/word/2018/wordml/cex" xmlns:w16cid="http://schemas.microsoft.com/office/word/2016/wordml/cid" xmlns:w16="http://schemas.microsoft.com/office/word/2018/wordml" xmlns:w16du="http://schemas.microsoft.com/office/word/2023/wordml/word16du" xmlns:w16sdtdh="http://schemas.microsoft.com/office/word/2020/wordml/sdtdatahash" xmlns:w16sdtfl="http://schemas.microsoft.com/office/word/2024/wordml/sdtformatlock" xmlns:w16se="http://schemas.microsoft.com/office/word/2015/wordml/symex" xmlns:wpg="http://schemas.microsoft.com/office/word/2010/wordprocessingGroup" xmlns:wpi="http://schemas.microsoft.com/office/word/2010/wordprocessingInk" xmlns:wne="http://schemas.microsoft.com/office/word/2006/wordml" xmlns:wps="http://schemas.microsoft.com/office/word/2010/wordprocessingShape" mc:Ignorable="w14 w15 w16se w16cid w16 w16cex w16sdtdh w16sdtfl w16du wp14">
+<w:hdr xmlns:wpc="http://schemas.microsoft.com/office/word/2010/wordprocessingCanvas" xmlns:cx="http://schemas.microsoft.com/office/drawing/2014/chartex" xmlns:cx1="http://schemas.microsoft.com/office/drawing/2015/9/8/chartex" xmlns:cx2="http://schemas.microsoft.com/office/drawing/2015/10/21/chartex" xmlns:cx3="http://schemas.microsoft.com/office/drawing/2016/5/9/chartex" xmlns:cx4="http://schemas.microsoft.com/office/drawing/2016/5/10/chartex" xmlns:cx5="http://schemas.microsoft.com/office/drawing/2016/5/11/chartex" xmlns:cx6="http://schemas.microsoft.com/office/drawing/2016/5/12/chartex" xmlns:cx7="http://schemas.microsoft.com/office/drawing/2016/5/13/chartex" xmlns:cx8="http://schemas.microsoft.com/office/drawing/2016/5/14/chartex" xmlns:mc="http://schemas.openxmlformats.org/markup-compatibility/2006" xmlns:aink="http://schemas.microsoft.com/office/drawing/2016/ink" xmlns:am3d="http://schemas.microsoft.com/office/drawing/2017/model3d" xmlns:o="urn:schemas-microsoft-com:office:office" xmlns:oel="http://schemas.microsoft.com/office/2019/extlst" xmlns:r="http://schemas.openxmlformats.org/officeDocument/2006/relationships" xmlns:m="http://schemas.openxmlformats.org/officeDocument/2006/math" xmlns:v="urn:schemas-microsoft-com:vml" xmlns:wp14="http://schemas.microsoft.com/office/word/2010/wordprocessingDrawing" xmlns:wp="http://schemas.openxmlformats.org/drawingml/2006/wordprocessingDrawing" xmlns:w10="urn:schemas-microsoft-com:office:word" xmlns:w="http://schemas.openxmlformats.org/wordprocessingml/2006/main" xmlns:w14="http://schemas.microsoft.com/office/word/2010/wordml" xmlns:w15="http://schemas.microsoft.com/office/word/2012/wordml" xmlns:w16cex="http://schemas.microsoft.com/office/word/2018/wordml/cex" xmlns:w16cid="http://schemas.microsoft.com/office/word/2016/wordml/cid" xmlns:w16="http://schemas.microsoft.com/office/word/2018/wordml" xmlns:w16sdtdh="http://schemas.microsoft.com/office/word/2020/wordml/sdtdatahash" xmlns:w16se="http://schemas.microsoft.com/office/word/2015/wordml/symex" xmlns:wpg="http://schemas.microsoft.com/office/word/2010/wordprocessingGroup" xmlns:wpi="http://schemas.microsoft.com/office/word/2010/wordprocessingInk" xmlns:wne="http://schemas.microsoft.com/office/word/2006/wordml" xmlns:wps="http://schemas.microsoft.com/office/word/2010/wordprocessingShape" mc:Ignorable="w14 w15 w16se w16cid w16 w16cex w16sdtdh wp14">
   <w:p>
     <w:pPr>
       <w:pBdr>
@@ -4228,7 +3694,7 @@
 </file>
 
 <file path=word/numbering.xml><?xml version="1.0" encoding="utf-8"?>
-<w:numbering xmlns:wpc="http://schemas.microsoft.com/office/word/2010/wordprocessingCanvas" xmlns:cx="http://schemas.microsoft.com/office/drawing/2014/chartex" xmlns:cx1="http://schemas.microsoft.com/office/drawing/2015/9/8/chartex" xmlns:cx2="http://schemas.microsoft.com/office/drawing/2015/10/21/chartex" xmlns:cx3="http://schemas.microsoft.com/office/drawing/2016/5/9/chartex" xmlns:cx4="http://schemas.microsoft.com/office/drawing/2016/5/10/chartex" xmlns:cx5="http://schemas.microsoft.com/office/drawing/2016/5/11/chartex" xmlns:cx6="http://schemas.microsoft.com/office/drawing/2016/5/12/chartex" xmlns:cx7="http://schemas.microsoft.com/office/drawing/2016/5/13/chartex" xmlns:cx8="http://schemas.microsoft.com/office/drawing/2016/5/14/chartex" xmlns:mc="http://schemas.openxmlformats.org/markup-compatibility/2006" xmlns:aink="http://schemas.microsoft.com/office/drawing/2016/ink" xmlns:am3d="http://schemas.microsoft.com/office/drawing/2017/model3d" xmlns:o="urn:schemas-microsoft-com:office:office" xmlns:oel="http://schemas.microsoft.com/office/2019/extlst" xmlns:r="http://schemas.openxmlformats.org/officeDocument/2006/relationships" xmlns:m="http://schemas.openxmlformats.org/officeDocument/2006/math" xmlns:v="urn:schemas-microsoft-com:vml" xmlns:wp14="http://schemas.microsoft.com/office/word/2010/wordprocessingDrawing" xmlns:wp="http://schemas.openxmlformats.org/drawingml/2006/wordprocessingDrawing" xmlns:w10="urn:schemas-microsoft-com:office:word" xmlns:w="http://schemas.openxmlformats.org/wordprocessingml/2006/main" xmlns:w14="http://schemas.microsoft.com/office/word/2010/wordml" xmlns:w15="http://schemas.microsoft.com/office/word/2012/wordml" xmlns:w16cei="http://schemas.microsoft.com/office/word/2026/wordml/cei" xmlns:w16cex="http://schemas.microsoft.com/office/word/2018/wordml/cex" xmlns:w16cid="http://schemas.microsoft.com/office/word/2016/wordml/cid" xmlns:w16="http://schemas.microsoft.com/office/word/2018/wordml" xmlns:w16du="http://schemas.microsoft.com/office/word/2023/wordml/word16du" xmlns:w16sdtdh="http://schemas.microsoft.com/office/word/2020/wordml/sdtdatahash" xmlns:w16sdtfl="http://schemas.microsoft.com/office/word/2024/wordml/sdtformatlock" xmlns:w16se="http://schemas.microsoft.com/office/word/2015/wordml/symex" xmlns:wpg="http://schemas.microsoft.com/office/word/2010/wordprocessingGroup" xmlns:wpi="http://schemas.microsoft.com/office/word/2010/wordprocessingInk" xmlns:wne="http://schemas.microsoft.com/office/word/2006/wordml" xmlns:wps="http://schemas.microsoft.com/office/word/2010/wordprocessingShape" mc:Ignorable="w14 w15 w16se w16cid w16 w16cex w16sdtdh w16sdtfl w16du wp14">
+<w:numbering xmlns:wpc="http://schemas.microsoft.com/office/word/2010/wordprocessingCanvas" xmlns:cx="http://schemas.microsoft.com/office/drawing/2014/chartex" xmlns:cx1="http://schemas.microsoft.com/office/drawing/2015/9/8/chartex" xmlns:cx2="http://schemas.microsoft.com/office/drawing/2015/10/21/chartex" xmlns:cx3="http://schemas.microsoft.com/office/drawing/2016/5/9/chartex" xmlns:cx4="http://schemas.microsoft.com/office/drawing/2016/5/10/chartex" xmlns:cx5="http://schemas.microsoft.com/office/drawing/2016/5/11/chartex" xmlns:cx6="http://schemas.microsoft.com/office/drawing/2016/5/12/chartex" xmlns:cx7="http://schemas.microsoft.com/office/drawing/2016/5/13/chartex" xmlns:cx8="http://schemas.microsoft.com/office/drawing/2016/5/14/chartex" xmlns:mc="http://schemas.openxmlformats.org/markup-compatibility/2006" xmlns:aink="http://schemas.microsoft.com/office/drawing/2016/ink" xmlns:am3d="http://schemas.microsoft.com/office/drawing/2017/model3d" xmlns:o="urn:schemas-microsoft-com:office:office" xmlns:oel="http://schemas.microsoft.com/office/2019/extlst" xmlns:r="http://schemas.openxmlformats.org/officeDocument/2006/relationships" xmlns:m="http://schemas.openxmlformats.org/officeDocument/2006/math" xmlns:v="urn:schemas-microsoft-com:vml" xmlns:wp14="http://schemas.microsoft.com/office/word/2010/wordprocessingDrawing" xmlns:wp="http://schemas.openxmlformats.org/drawingml/2006/wordprocessingDrawing" xmlns:w10="urn:schemas-microsoft-com:office:word" xmlns:w="http://schemas.openxmlformats.org/wordprocessingml/2006/main" xmlns:w14="http://schemas.microsoft.com/office/word/2010/wordml" xmlns:w15="http://schemas.microsoft.com/office/word/2012/wordml" xmlns:w16cex="http://schemas.microsoft.com/office/word/2018/wordml/cex" xmlns:w16cid="http://schemas.microsoft.com/office/word/2016/wordml/cid" xmlns:w16="http://schemas.microsoft.com/office/word/2018/wordml" xmlns:w16sdtdh="http://schemas.microsoft.com/office/word/2020/wordml/sdtdatahash" xmlns:w16se="http://schemas.microsoft.com/office/word/2015/wordml/symex" xmlns:wpg="http://schemas.microsoft.com/office/word/2010/wordprocessingGroup" xmlns:wpi="http://schemas.microsoft.com/office/word/2010/wordprocessingInk" xmlns:wne="http://schemas.microsoft.com/office/word/2006/wordml" xmlns:wps="http://schemas.microsoft.com/office/word/2010/wordprocessingShape" mc:Ignorable="w14 w15 w16se w16cid w16 w16cex w16sdtdh wp14">
   <w:abstractNum w:abstractNumId="0" w15:restartNumberingAfterBreak="0">
     <w:nsid w:val="00D92587"/>
     <w:multiLevelType w:val="hybridMultilevel"/>
@@ -6269,7 +5735,7 @@
 </file>
 
 <file path=word/styles.xml><?xml version="1.0" encoding="utf-8"?>
-<w:styles xmlns:mc="http://schemas.openxmlformats.org/markup-compatibility/2006" xmlns:r="http://schemas.openxmlformats.org/officeDocument/2006/relationships" xmlns:w="http://schemas.openxmlformats.org/wordprocessingml/2006/main" xmlns:w14="http://schemas.microsoft.com/office/word/2010/wordml" xmlns:w15="http://schemas.microsoft.com/office/word/2012/wordml" xmlns:w16cex="http://schemas.microsoft.com/office/word/2018/wordml/cex" xmlns:w16cid="http://schemas.microsoft.com/office/word/2016/wordml/cid" xmlns:w16="http://schemas.microsoft.com/office/word/2018/wordml" xmlns:w16du="http://schemas.microsoft.com/office/word/2023/wordml/word16du" xmlns:w16sdtdh="http://schemas.microsoft.com/office/word/2020/wordml/sdtdatahash" xmlns:w16sdtfl="http://schemas.microsoft.com/office/word/2024/wordml/sdtformatlock" xmlns:w16se="http://schemas.microsoft.com/office/word/2015/wordml/symex" mc:Ignorable="w14 w15 w16se w16cid w16 w16cex w16sdtdh w16sdtfl w16du">
+<w:styles xmlns:mc="http://schemas.openxmlformats.org/markup-compatibility/2006" xmlns:r="http://schemas.openxmlformats.org/officeDocument/2006/relationships" xmlns:w="http://schemas.openxmlformats.org/wordprocessingml/2006/main" xmlns:w14="http://schemas.microsoft.com/office/word/2010/wordml" xmlns:w15="http://schemas.microsoft.com/office/word/2012/wordml" xmlns:w16cex="http://schemas.microsoft.com/office/word/2018/wordml/cex" xmlns:w16cid="http://schemas.microsoft.com/office/word/2016/wordml/cid" xmlns:w16="http://schemas.microsoft.com/office/word/2018/wordml" xmlns:w16sdtdh="http://schemas.microsoft.com/office/word/2020/wordml/sdtdatahash" xmlns:w16se="http://schemas.microsoft.com/office/word/2015/wordml/symex" mc:Ignorable="w14 w15 w16se w16cid w16 w16cex w16sdtdh">
   <w:docDefaults>
     <w:rPrDefault>
       <w:rPr>
